--- a/template.docx
+++ b/template.docx
@@ -1030,7 +1030,7 @@
       <w:tr>
         <w:trPr>
           <w:cantSplit w:val="0"/>
-          <w:trHeight w:val="8111" w:hRule="atLeast"/>
+          <w:trHeight w:val="6408" w:hRule="atLeast"/>
           <w:tblHeader w:val="0"/>
         </w:trPr>
         <w:tc>

--- a/template.docx
+++ b/template.docx
@@ -44,7 +44,7 @@
     <w:tbl>
       <w:tblPr>
         <w:tblStyle w:val="Table1"/>
-        <w:tblpPr w:leftFromText="180" w:rightFromText="180" w:topFromText="0" w:bottomFromText="0" w:vertAnchor="page" w:horzAnchor="margin" w:tblpXSpec="center" w:tblpY="0"/>
+        <w:tblpPr w:leftFromText="180" w:rightFromText="180" w:topFromText="0" w:bottomFromText="0" w:vertAnchor="page" w:horzAnchor="margin" w:tblpXSpec="center" w:tblpY="1080"/>
         <w:tblW w:w="10859.0" w:type="dxa"/>
         <w:jc w:val="left"/>
         <w:tblBorders>
